--- a/physics_course/word/lesson25.docx
+++ b/physics_course/word/lesson25.docx
@@ -21,43 +21,39 @@
         <w:rPr>
           <w:sz w:val="24"/>
         </w:rPr>
-        <w:t>ข้อ p3_l25_001: แบบจำลองอะตอมของดอลตัน (Dalton) บอกว่าอะตอมเป็นอย่างไร?</w:t>
+        <w:t>1. แบบจำลองอะตอมของดอลตัน (Dalton) บอกว่าอะตอมเป็นอย่างไร?</w:t>
       </w:r>
     </w:p>
     <w:p>
       <w:pPr>
-        <w:pStyle w:val="ListBullet"/>
         <w:ind w:left="720"/>
       </w:pPr>
       <w:r>
-        <w:t xml:space="preserve">    ก</w:t>
+        <w:t xml:space="preserve">    1. ก</w:t>
       </w:r>
     </w:p>
     <w:p>
       <w:pPr>
-        <w:pStyle w:val="ListBullet"/>
         <w:ind w:left="720"/>
       </w:pPr>
       <w:r>
-        <w:t xml:space="preserve">    ข</w:t>
+        <w:t xml:space="preserve">    2. ข</w:t>
       </w:r>
     </w:p>
     <w:p>
       <w:pPr>
-        <w:pStyle w:val="ListBullet"/>
         <w:ind w:left="720"/>
       </w:pPr>
       <w:r>
-        <w:t xml:space="preserve">    ค</w:t>
+        <w:t xml:space="preserve">    3. ค</w:t>
       </w:r>
     </w:p>
     <w:p>
       <w:pPr>
-        <w:pStyle w:val="ListBullet"/>
         <w:ind w:left="720"/>
       </w:pPr>
       <w:r>
-        <w:t xml:space="preserve">    ง</w:t>
+        <w:t xml:space="preserve">    4. ง</w:t>
       </w:r>
     </w:p>
     <w:p/>
@@ -66,142 +62,7 @@
         <w:rPr>
           <w:sz w:val="24"/>
         </w:rPr>
-        <w:t>ข้อ p3_l25_002: แบบจำลองอะตอมของทอมสัน (Thomson) เรียกอีกอย่างว่าอะไร?</w:t>
-      </w:r>
-    </w:p>
-    <w:p>
-      <w:pPr>
-        <w:pStyle w:val="ListBullet"/>
-        <w:ind w:left="720"/>
-      </w:pPr>
-      <w:r>
-        <w:t xml:space="preserve">    ก</w:t>
-      </w:r>
-    </w:p>
-    <w:p>
-      <w:pPr>
-        <w:pStyle w:val="ListBullet"/>
-        <w:ind w:left="720"/>
-      </w:pPr>
-      <w:r>
-        <w:t xml:space="preserve">    ข</w:t>
-      </w:r>
-    </w:p>
-    <w:p>
-      <w:pPr>
-        <w:pStyle w:val="ListBullet"/>
-        <w:ind w:left="720"/>
-      </w:pPr>
-      <w:r>
-        <w:t xml:space="preserve">    ค</w:t>
-      </w:r>
-    </w:p>
-    <w:p>
-      <w:pPr>
-        <w:pStyle w:val="ListBullet"/>
-        <w:ind w:left="720"/>
-      </w:pPr>
-      <w:r>
-        <w:t xml:space="preserve">    ง</w:t>
-      </w:r>
-    </w:p>
-    <w:p/>
-    <w:p>
-      <w:r>
-        <w:rPr>
-          <w:sz w:val="24"/>
-        </w:rPr>
-        <w:t>ข้อ p3_l25_003: การทดลองของรัทเทอร์ฟอร์ด (Rutherford) ใช้อนุภาคอะไรยิงไปที่แผ่นทองคำ?</w:t>
-      </w:r>
-    </w:p>
-    <w:p>
-      <w:pPr>
-        <w:pStyle w:val="ListBullet"/>
-        <w:ind w:left="720"/>
-      </w:pPr>
-      <w:r>
-        <w:t xml:space="preserve">    ก</w:t>
-      </w:r>
-    </w:p>
-    <w:p>
-      <w:pPr>
-        <w:pStyle w:val="ListBullet"/>
-        <w:ind w:left="720"/>
-      </w:pPr>
-      <w:r>
-        <w:t xml:space="preserve">    ข</w:t>
-      </w:r>
-    </w:p>
-    <w:p>
-      <w:pPr>
-        <w:pStyle w:val="ListBullet"/>
-        <w:ind w:left="720"/>
-      </w:pPr>
-      <w:r>
-        <w:t xml:space="preserve">    ค</w:t>
-      </w:r>
-    </w:p>
-    <w:p>
-      <w:pPr>
-        <w:pStyle w:val="ListBullet"/>
-        <w:ind w:left="720"/>
-      </w:pPr>
-      <w:r>
-        <w:t xml:space="preserve">    ง</w:t>
-      </w:r>
-    </w:p>
-    <w:p/>
-    <w:p>
-      <w:r>
-        <w:rPr>
-          <w:sz w:val="24"/>
-        </w:rPr>
-        <w:t>ข้อ p3_l25_004: จากการทดลองของรัทเทอร์ฟอร์ด ข้อใดไม่ถูกต้องเกี่ยวกับผลการทดลอง?</w:t>
-      </w:r>
-    </w:p>
-    <w:p>
-      <w:pPr>
-        <w:pStyle w:val="ListBullet"/>
-        <w:ind w:left="720"/>
-      </w:pPr>
-      <w:r>
-        <w:t xml:space="preserve">    ก</w:t>
-      </w:r>
-    </w:p>
-    <w:p>
-      <w:pPr>
-        <w:pStyle w:val="ListBullet"/>
-        <w:ind w:left="720"/>
-      </w:pPr>
-      <w:r>
-        <w:t xml:space="preserve">    ข</w:t>
-      </w:r>
-    </w:p>
-    <w:p>
-      <w:pPr>
-        <w:pStyle w:val="ListBullet"/>
-        <w:ind w:left="720"/>
-      </w:pPr>
-      <w:r>
-        <w:t xml:space="preserve">    ค</w:t>
-      </w:r>
-    </w:p>
-    <w:p>
-      <w:pPr>
-        <w:pStyle w:val="ListBullet"/>
-        <w:ind w:left="720"/>
-      </w:pPr>
-      <w:r>
-        <w:t xml:space="preserve">    ง</w:t>
-      </w:r>
-    </w:p>
-    <w:p/>
-    <w:p>
-      <w:r>
-        <w:rPr>
-          <w:sz w:val="24"/>
-        </w:rPr>
-        <w:t>ข้อ p3_l25_005: แบบจำลองอะตอมของโบร์ (Bohr model) ใช้กับอะตอใดได้ดีที่สุด?</w:t>
+        <w:t>2. แบบจำลองอะตอมของทอมสัน (Thomson) เรียกอีกอย่างว่าอะไร?</w:t>
       </w:r>
     </w:p>
     <w:p>
@@ -217,7 +78,7 @@
               <a:graphicData uri="http://schemas.openxmlformats.org/drawingml/2006/picture">
                 <pic:pic>
                   <pic:nvPicPr>
-                    <pic:cNvPr id="0" name="physics_img_q3_l25_005.png"/>
+                    <pic:cNvPr id="0" name="physics_img_2.png"/>
                     <pic:cNvPicPr/>
                   </pic:nvPicPr>
                   <pic:blipFill>
@@ -243,38 +104,34 @@
     <w:p/>
     <w:p>
       <w:pPr>
-        <w:pStyle w:val="ListBullet"/>
         <w:ind w:left="720"/>
       </w:pPr>
       <w:r>
-        <w:t xml:space="preserve">    ก</w:t>
+        <w:t xml:space="preserve">    1. ก</w:t>
       </w:r>
     </w:p>
     <w:p>
       <w:pPr>
-        <w:pStyle w:val="ListBullet"/>
         <w:ind w:left="720"/>
       </w:pPr>
       <w:r>
-        <w:t xml:space="preserve">    ข</w:t>
+        <w:t xml:space="preserve">    2. ข</w:t>
       </w:r>
     </w:p>
     <w:p>
       <w:pPr>
-        <w:pStyle w:val="ListBullet"/>
         <w:ind w:left="720"/>
       </w:pPr>
       <w:r>
-        <w:t xml:space="preserve">    ค</w:t>
+        <w:t xml:space="preserve">    3. ค</w:t>
       </w:r>
     </w:p>
     <w:p>
       <w:pPr>
-        <w:pStyle w:val="ListBullet"/>
         <w:ind w:left="720"/>
       </w:pPr>
       <w:r>
-        <w:t xml:space="preserve">    ง</w:t>
+        <w:t xml:space="preserve">    4. ง</w:t>
       </w:r>
     </w:p>
     <w:p/>
@@ -283,43 +140,39 @@
         <w:rPr>
           <w:sz w:val="24"/>
         </w:rPr>
-        <w:t>ข้อ p3_l25_006: ระดับพลังงานของอิเล็กตรอนในอะตอมมีลักษณะอย่างไร?</w:t>
+        <w:t>3. การทดลองของรัทเทอร์ฟอร์ด (Rutherford) ใช้อนุภาคอะไรยิงไปที่แผ่นทองคำ?</w:t>
       </w:r>
     </w:p>
     <w:p>
       <w:pPr>
-        <w:pStyle w:val="ListBullet"/>
         <w:ind w:left="720"/>
       </w:pPr>
       <w:r>
-        <w:t xml:space="preserve">    ก</w:t>
+        <w:t xml:space="preserve">    1. ก</w:t>
       </w:r>
     </w:p>
     <w:p>
       <w:pPr>
-        <w:pStyle w:val="ListBullet"/>
         <w:ind w:left="720"/>
       </w:pPr>
       <w:r>
-        <w:t xml:space="preserve">    ข</w:t>
+        <w:t xml:space="preserve">    2. ข</w:t>
       </w:r>
     </w:p>
     <w:p>
       <w:pPr>
-        <w:pStyle w:val="ListBullet"/>
         <w:ind w:left="720"/>
       </w:pPr>
       <w:r>
-        <w:t xml:space="preserve">    ค</w:t>
+        <w:t xml:space="preserve">    3. ค</w:t>
       </w:r>
     </w:p>
     <w:p>
       <w:pPr>
-        <w:pStyle w:val="ListBullet"/>
         <w:ind w:left="720"/>
       </w:pPr>
       <w:r>
-        <w:t xml:space="preserve">    ง</w:t>
+        <w:t xml:space="preserve">    4. ง</w:t>
       </w:r>
     </w:p>
     <w:p/>
@@ -328,7 +181,7 @@
         <w:rPr>
           <w:sz w:val="24"/>
         </w:rPr>
-        <w:t>ข้อ p3_l25_007: เมื่ออิเล็กตรอนในอะตอมไฮโดรเจนกระโดดจากระดับ n=3 ลงมายังระดับ n=1 จะเกิดอะไรขึ้น?</w:t>
+        <w:t>4. จากการทดลองของรัทเทอร์ฟอร์ด ข้อใดไม่ถูกต้องเกี่ยวกับผลการทดลอง?</w:t>
       </w:r>
     </w:p>
     <w:p>
@@ -344,7 +197,208 @@
               <a:graphicData uri="http://schemas.openxmlformats.org/drawingml/2006/picture">
                 <pic:pic>
                   <pic:nvPicPr>
-                    <pic:cNvPr id="0" name="physics_img_q3_l25_007.png"/>
+                    <pic:cNvPr id="0" name="physics_img_2.png"/>
+                    <pic:cNvPicPr/>
+                  </pic:nvPicPr>
+                  <pic:blipFill>
+                    <a:blip r:embed="rId9"/>
+                    <a:stretch>
+                      <a:fillRect/>
+                    </a:stretch>
+                  </pic:blipFill>
+                  <pic:spPr>
+                    <a:xfrm>
+                      <a:off x="0" y="0"/>
+                      <a:ext cx="1828800" cy="1359877"/>
+                    </a:xfrm>
+                    <a:prstGeom prst="rect"/>
+                  </pic:spPr>
+                </pic:pic>
+              </a:graphicData>
+            </a:graphic>
+          </wp:inline>
+        </w:drawing>
+      </w:r>
+    </w:p>
+    <w:p/>
+    <w:p>
+      <w:pPr>
+        <w:ind w:left="720"/>
+      </w:pPr>
+      <w:r>
+        <w:t xml:space="preserve">    1. ก</w:t>
+      </w:r>
+    </w:p>
+    <w:p>
+      <w:pPr>
+        <w:ind w:left="720"/>
+      </w:pPr>
+      <w:r>
+        <w:t xml:space="preserve">    2. ข</w:t>
+      </w:r>
+    </w:p>
+    <w:p>
+      <w:pPr>
+        <w:ind w:left="720"/>
+      </w:pPr>
+      <w:r>
+        <w:t xml:space="preserve">    3. ค</w:t>
+      </w:r>
+    </w:p>
+    <w:p>
+      <w:pPr>
+        <w:ind w:left="720"/>
+      </w:pPr>
+      <w:r>
+        <w:t xml:space="preserve">    4. ง</w:t>
+      </w:r>
+    </w:p>
+    <w:p/>
+    <w:p>
+      <w:r>
+        <w:rPr>
+          <w:sz w:val="24"/>
+        </w:rPr>
+        <w:t>5. แบบจำลองอะตอมของโบร์ (Bohr model) ใช้กับอะตอใดได้ดีที่สุด?</w:t>
+      </w:r>
+    </w:p>
+    <w:p>
+      <w:pPr>
+        <w:ind w:left="720"/>
+      </w:pPr>
+      <w:r>
+        <w:t xml:space="preserve">    1. ก</w:t>
+      </w:r>
+    </w:p>
+    <w:p>
+      <w:pPr>
+        <w:ind w:left="720"/>
+      </w:pPr>
+      <w:r>
+        <w:t xml:space="preserve">    2. ข</w:t>
+      </w:r>
+    </w:p>
+    <w:p>
+      <w:pPr>
+        <w:ind w:left="720"/>
+      </w:pPr>
+      <w:r>
+        <w:t xml:space="preserve">    3. ค</w:t>
+      </w:r>
+    </w:p>
+    <w:p>
+      <w:pPr>
+        <w:ind w:left="720"/>
+      </w:pPr>
+      <w:r>
+        <w:t xml:space="preserve">    4. ง</w:t>
+      </w:r>
+    </w:p>
+    <w:p/>
+    <w:p>
+      <w:r>
+        <w:rPr>
+          <w:sz w:val="24"/>
+        </w:rPr>
+        <w:t>6. ระดับพลังงานของอิเล็กตรอนในอะตอมมีลักษณะอย่างไร?</w:t>
+      </w:r>
+    </w:p>
+    <w:p>
+      <w:pPr>
+        <w:ind w:left="720"/>
+      </w:pPr>
+      <w:r>
+        <w:t xml:space="preserve">    1. ก</w:t>
+      </w:r>
+    </w:p>
+    <w:p>
+      <w:pPr>
+        <w:ind w:left="720"/>
+      </w:pPr>
+      <w:r>
+        <w:t xml:space="preserve">    2. ข</w:t>
+      </w:r>
+    </w:p>
+    <w:p>
+      <w:pPr>
+        <w:ind w:left="720"/>
+      </w:pPr>
+      <w:r>
+        <w:t xml:space="preserve">    3. ค</w:t>
+      </w:r>
+    </w:p>
+    <w:p>
+      <w:pPr>
+        <w:ind w:left="720"/>
+      </w:pPr>
+      <w:r>
+        <w:t xml:space="preserve">    4. ง</w:t>
+      </w:r>
+    </w:p>
+    <w:p/>
+    <w:p>
+      <w:r>
+        <w:rPr>
+          <w:sz w:val="24"/>
+        </w:rPr>
+        <w:t>7. เมื่ออิเล็กตรอนในอะตอมไฮโดรเจนกระโดดจากระดับ n=3 ลงมายังระดับ n=1 จะเกิดอะไรขึ้น?</w:t>
+      </w:r>
+    </w:p>
+    <w:p>
+      <w:pPr>
+        <w:ind w:left="720"/>
+      </w:pPr>
+      <w:r>
+        <w:t xml:space="preserve">    1. ก</w:t>
+      </w:r>
+    </w:p>
+    <w:p>
+      <w:pPr>
+        <w:ind w:left="720"/>
+      </w:pPr>
+      <w:r>
+        <w:t xml:space="preserve">    2. ข</w:t>
+      </w:r>
+    </w:p>
+    <w:p>
+      <w:pPr>
+        <w:ind w:left="720"/>
+      </w:pPr>
+      <w:r>
+        <w:t xml:space="preserve">    3. ค</w:t>
+      </w:r>
+    </w:p>
+    <w:p>
+      <w:pPr>
+        <w:ind w:left="720"/>
+      </w:pPr>
+      <w:r>
+        <w:t xml:space="preserve">    4. ง</w:t>
+      </w:r>
+    </w:p>
+    <w:p/>
+    <w:p>
+      <w:r>
+        <w:rPr>
+          <w:sz w:val="24"/>
+        </w:rPr>
+        <w:t>8. สเปกตรัมเส้น (Line spectrum) ของอะตอมเกิดจากอะไร?</w:t>
+      </w:r>
+    </w:p>
+    <w:p>
+      <w:r>
+        <w:drawing>
+          <wp:inline xmlns:a="http://schemas.openxmlformats.org/drawingml/2006/main" xmlns:pic="http://schemas.openxmlformats.org/drawingml/2006/picture">
+            <wp:extent cx="1828800" cy="1359877"/>
+            <wp:docPr id="3" name="Picture 3"/>
+            <wp:cNvGraphicFramePr>
+              <a:graphicFrameLocks noChangeAspect="1"/>
+            </wp:cNvGraphicFramePr>
+            <a:graphic>
+              <a:graphicData uri="http://schemas.openxmlformats.org/drawingml/2006/picture">
+                <pic:pic>
+                  <pic:nvPicPr>
+                    <pic:cNvPr id="0" name="physics_img_8.png"/>
                     <pic:cNvPicPr/>
                   </pic:nvPicPr>
                   <pic:blipFill>
@@ -370,38 +424,34 @@
     <w:p/>
     <w:p>
       <w:pPr>
-        <w:pStyle w:val="ListBullet"/>
         <w:ind w:left="720"/>
       </w:pPr>
       <w:r>
-        <w:t xml:space="preserve">    ก</w:t>
+        <w:t xml:space="preserve">    1. ก</w:t>
       </w:r>
     </w:p>
     <w:p>
       <w:pPr>
-        <w:pStyle w:val="ListBullet"/>
         <w:ind w:left="720"/>
       </w:pPr>
       <w:r>
-        <w:t xml:space="preserve">    ข</w:t>
+        <w:t xml:space="preserve">    2. ข</w:t>
       </w:r>
     </w:p>
     <w:p>
       <w:pPr>
-        <w:pStyle w:val="ListBullet"/>
         <w:ind w:left="720"/>
       </w:pPr>
       <w:r>
-        <w:t xml:space="preserve">    ค</w:t>
+        <w:t xml:space="preserve">    3. ค</w:t>
       </w:r>
     </w:p>
     <w:p>
       <w:pPr>
-        <w:pStyle w:val="ListBullet"/>
         <w:ind w:left="720"/>
       </w:pPr>
       <w:r>
-        <w:t xml:space="preserve">    ง</w:t>
+        <w:t xml:space="preserve">    4. ง</w:t>
       </w:r>
     </w:p>
     <w:p/>
@@ -410,43 +460,39 @@
         <w:rPr>
           <w:sz w:val="24"/>
         </w:rPr>
-        <w:t>ข้อ p3_l25_008: สเปกตรัมเส้น (Line spectrum) ของอะตอมเกิดจากอะไร?</w:t>
+        <w:t>9. แบบจำลองอะตอมของโบร์ กับ ของรัทเทอร์ฟอร์ด แตกต่างกันอย่างไร?</w:t>
       </w:r>
     </w:p>
     <w:p>
       <w:pPr>
-        <w:pStyle w:val="ListBullet"/>
         <w:ind w:left="720"/>
       </w:pPr>
       <w:r>
-        <w:t xml:space="preserve">    ก</w:t>
+        <w:t xml:space="preserve">    1. ก</w:t>
       </w:r>
     </w:p>
     <w:p>
       <w:pPr>
-        <w:pStyle w:val="ListBullet"/>
         <w:ind w:left="720"/>
       </w:pPr>
       <w:r>
-        <w:t xml:space="preserve">    ข</w:t>
+        <w:t xml:space="preserve">    2. ข</w:t>
       </w:r>
     </w:p>
     <w:p>
       <w:pPr>
-        <w:pStyle w:val="ListBullet"/>
         <w:ind w:left="720"/>
       </w:pPr>
       <w:r>
-        <w:t xml:space="preserve">    ค</w:t>
+        <w:t xml:space="preserve">    3. ค</w:t>
       </w:r>
     </w:p>
     <w:p>
       <w:pPr>
-        <w:pStyle w:val="ListBullet"/>
         <w:ind w:left="720"/>
       </w:pPr>
       <w:r>
-        <w:t xml:space="preserve">    ง</w:t>
+        <w:t xml:space="preserve">    4. ง</w:t>
       </w:r>
     </w:p>
     <w:p/>
@@ -455,7 +501,7 @@
         <w:rPr>
           <w:sz w:val="24"/>
         </w:rPr>
-        <w:t>ข้อ p3_l25_009: แบบจำลองอะตอมของโบร์ กับ ของรัทเทอร์ฟอร์ด แตกต่างกันอย่างไร?</w:t>
+        <w:t>10. สเปกตรัมเส้นของไฮโดรเจนมีชุดสเปกตรัมที่สำคัญกี่ชุด?</w:t>
       </w:r>
     </w:p>
     <w:p>
@@ -463,7 +509,7 @@
         <w:drawing>
           <wp:inline xmlns:a="http://schemas.openxmlformats.org/drawingml/2006/main" xmlns:pic="http://schemas.openxmlformats.org/drawingml/2006/picture">
             <wp:extent cx="1828800" cy="1359877"/>
-            <wp:docPr id="3" name="Picture 3"/>
+            <wp:docPr id="4" name="Picture 4"/>
             <wp:cNvGraphicFramePr>
               <a:graphicFrameLocks noChangeAspect="1"/>
             </wp:cNvGraphicFramePr>
@@ -471,7 +517,528 @@
               <a:graphicData uri="http://schemas.openxmlformats.org/drawingml/2006/picture">
                 <pic:pic>
                   <pic:nvPicPr>
-                    <pic:cNvPr id="0" name="physics_img_q3_l25_005.png"/>
+                    <pic:cNvPr id="0" name="physics_img_8.png"/>
+                    <pic:cNvPicPr/>
+                  </pic:nvPicPr>
+                  <pic:blipFill>
+                    <a:blip r:embed="rId10"/>
+                    <a:stretch>
+                      <a:fillRect/>
+                    </a:stretch>
+                  </pic:blipFill>
+                  <pic:spPr>
+                    <a:xfrm>
+                      <a:off x="0" y="0"/>
+                      <a:ext cx="1828800" cy="1359877"/>
+                    </a:xfrm>
+                    <a:prstGeom prst="rect"/>
+                  </pic:spPr>
+                </pic:pic>
+              </a:graphicData>
+            </a:graphic>
+          </wp:inline>
+        </w:drawing>
+      </w:r>
+    </w:p>
+    <w:p/>
+    <w:p>
+      <w:pPr>
+        <w:ind w:left="720"/>
+      </w:pPr>
+      <w:r>
+        <w:t xml:space="preserve">    1. ก</w:t>
+      </w:r>
+    </w:p>
+    <w:p>
+      <w:pPr>
+        <w:ind w:left="720"/>
+      </w:pPr>
+      <w:r>
+        <w:t xml:space="preserve">    2. ข</w:t>
+      </w:r>
+    </w:p>
+    <w:p>
+      <w:pPr>
+        <w:ind w:left="720"/>
+      </w:pPr>
+      <w:r>
+        <w:t xml:space="preserve">    3. ค</w:t>
+      </w:r>
+    </w:p>
+    <w:p>
+      <w:pPr>
+        <w:ind w:left="720"/>
+      </w:pPr>
+      <w:r>
+        <w:t xml:space="preserve">    4. ง</w:t>
+      </w:r>
+    </w:p>
+    <w:p/>
+    <w:p>
+      <w:r>
+        <w:rPr>
+          <w:sz w:val="24"/>
+        </w:rPr>
+        <w:t>11. ระดับพลังงานของอิเล็กตรอนในอะตอมไฮโดรเจนหาได้จากสูตรใด?</w:t>
+      </w:r>
+    </w:p>
+    <w:p>
+      <w:r>
+        <w:drawing>
+          <wp:inline xmlns:a="http://schemas.openxmlformats.org/drawingml/2006/main" xmlns:pic="http://schemas.openxmlformats.org/drawingml/2006/picture">
+            <wp:extent cx="1828800" cy="1359877"/>
+            <wp:docPr id="5" name="Picture 5"/>
+            <wp:cNvGraphicFramePr>
+              <a:graphicFrameLocks noChangeAspect="1"/>
+            </wp:cNvGraphicFramePr>
+            <a:graphic>
+              <a:graphicData uri="http://schemas.openxmlformats.org/drawingml/2006/picture">
+                <pic:pic>
+                  <pic:nvPicPr>
+                    <pic:cNvPr id="0" name="physics_img_11.png"/>
+                    <pic:cNvPicPr/>
+                  </pic:nvPicPr>
+                  <pic:blipFill>
+                    <a:blip r:embed="rId11"/>
+                    <a:stretch>
+                      <a:fillRect/>
+                    </a:stretch>
+                  </pic:blipFill>
+                  <pic:spPr>
+                    <a:xfrm>
+                      <a:off x="0" y="0"/>
+                      <a:ext cx="1828800" cy="1359877"/>
+                    </a:xfrm>
+                    <a:prstGeom prst="rect"/>
+                  </pic:spPr>
+                </pic:pic>
+              </a:graphicData>
+            </a:graphic>
+          </wp:inline>
+        </w:drawing>
+      </w:r>
+    </w:p>
+    <w:p/>
+    <w:p>
+      <w:pPr>
+        <w:ind w:left="720"/>
+      </w:pPr>
+      <w:r>
+        <w:t xml:space="preserve">    1. ก</w:t>
+      </w:r>
+    </w:p>
+    <w:p>
+      <w:pPr>
+        <w:ind w:left="720"/>
+      </w:pPr>
+      <w:r>
+        <w:t xml:space="preserve">    2. ข</w:t>
+      </w:r>
+    </w:p>
+    <w:p>
+      <w:pPr>
+        <w:ind w:left="720"/>
+      </w:pPr>
+      <w:r>
+        <w:t xml:space="preserve">    3. ค</w:t>
+      </w:r>
+    </w:p>
+    <w:p>
+      <w:pPr>
+        <w:ind w:left="720"/>
+      </w:pPr>
+      <w:r>
+        <w:t xml:space="preserve">    4. ง</w:t>
+      </w:r>
+    </w:p>
+    <w:p/>
+    <w:p>
+      <w:r>
+        <w:rPr>
+          <w:sz w:val="24"/>
+        </w:rPr>
+        <w:t>12. ชุด Balmer ในสเปกตรัมของไฮโดรเจน เป็นเส้นที่อิเล็กตรอนกระโดดลงมายังระดับใด?</w:t>
+      </w:r>
+    </w:p>
+    <w:p>
+      <w:pPr>
+        <w:ind w:left="720"/>
+      </w:pPr>
+      <w:r>
+        <w:t xml:space="preserve">    1. ก</w:t>
+      </w:r>
+    </w:p>
+    <w:p>
+      <w:pPr>
+        <w:ind w:left="720"/>
+      </w:pPr>
+      <w:r>
+        <w:t xml:space="preserve">    2. ข</w:t>
+      </w:r>
+    </w:p>
+    <w:p>
+      <w:pPr>
+        <w:ind w:left="720"/>
+      </w:pPr>
+      <w:r>
+        <w:t xml:space="preserve">    3. ค</w:t>
+      </w:r>
+    </w:p>
+    <w:p>
+      <w:pPr>
+        <w:ind w:left="720"/>
+      </w:pPr>
+      <w:r>
+        <w:t xml:space="preserve">    4. ง</w:t>
+      </w:r>
+    </w:p>
+    <w:p/>
+    <w:p>
+      <w:r>
+        <w:rPr>
+          <w:sz w:val="24"/>
+        </w:rPr>
+        <w:t>13. เมื่ออิเล็กตรอนดูดกลืนโฟตอนที่มีพลังงานเท่ากับผลต่างระดับพลังงานสองระดับ จะเกิดอะไรขึ้น?</w:t>
+      </w:r>
+    </w:p>
+    <w:p>
+      <w:pPr>
+        <w:ind w:left="720"/>
+      </w:pPr>
+      <w:r>
+        <w:t xml:space="preserve">    1. ก</w:t>
+      </w:r>
+    </w:p>
+    <w:p>
+      <w:pPr>
+        <w:ind w:left="720"/>
+      </w:pPr>
+      <w:r>
+        <w:t xml:space="preserve">    2. ข</w:t>
+      </w:r>
+    </w:p>
+    <w:p>
+      <w:pPr>
+        <w:ind w:left="720"/>
+      </w:pPr>
+      <w:r>
+        <w:t xml:space="preserve">    3. ค</w:t>
+      </w:r>
+    </w:p>
+    <w:p>
+      <w:pPr>
+        <w:ind w:left="720"/>
+      </w:pPr>
+      <w:r>
+        <w:t xml:space="preserve">    4. ง</w:t>
+      </w:r>
+    </w:p>
+    <w:p/>
+    <w:p>
+      <w:r>
+        <w:rPr>
+          <w:sz w:val="24"/>
+        </w:rPr>
+        <w:t>14. หลอดฟลูออเรสเซนต์ทำงานอย่างไร?</w:t>
+      </w:r>
+    </w:p>
+    <w:p>
+      <w:pPr>
+        <w:ind w:left="720"/>
+      </w:pPr>
+      <w:r>
+        <w:t xml:space="preserve">    1. ก</w:t>
+      </w:r>
+    </w:p>
+    <w:p>
+      <w:pPr>
+        <w:ind w:left="720"/>
+      </w:pPr>
+      <w:r>
+        <w:t xml:space="preserve">    2. ข</w:t>
+      </w:r>
+    </w:p>
+    <w:p>
+      <w:pPr>
+        <w:ind w:left="720"/>
+      </w:pPr>
+      <w:r>
+        <w:t xml:space="preserve">    3. ค</w:t>
+      </w:r>
+    </w:p>
+    <w:p>
+      <w:pPr>
+        <w:ind w:left="720"/>
+      </w:pPr>
+      <w:r>
+        <w:t xml:space="preserve">    4. ง</w:t>
+      </w:r>
+    </w:p>
+    <w:p/>
+    <w:p>
+      <w:r>
+        <w:rPr>
+          <w:sz w:val="24"/>
+        </w:rPr>
+        <w:t>15. ทำไมแบบจำลองอะตอมของรัทเทอร์ฟอร์ดจึงไม่สามารถอธิบายเสถียรภาพของอะตอมได้?</w:t>
+      </w:r>
+    </w:p>
+    <w:p>
+      <w:pPr>
+        <w:ind w:left="720"/>
+      </w:pPr>
+      <w:r>
+        <w:t xml:space="preserve">    1. ก</w:t>
+      </w:r>
+    </w:p>
+    <w:p>
+      <w:pPr>
+        <w:ind w:left="720"/>
+      </w:pPr>
+      <w:r>
+        <w:t xml:space="preserve">    2. ข</w:t>
+      </w:r>
+    </w:p>
+    <w:p>
+      <w:pPr>
+        <w:ind w:left="720"/>
+      </w:pPr>
+      <w:r>
+        <w:t xml:space="preserve">    3. ค</w:t>
+      </w:r>
+    </w:p>
+    <w:p>
+      <w:pPr>
+        <w:ind w:left="720"/>
+      </w:pPr>
+      <w:r>
+        <w:t xml:space="preserve">    4. ง</w:t>
+      </w:r>
+    </w:p>
+    <w:p/>
+    <w:p>
+      <w:r>
+        <w:rPr>
+          <w:sz w:val="24"/>
+        </w:rPr>
+        <w:t>16. พลังงานไอออไนเซชัน (ionization energy) ของอะตอมไฮโดรเจนคือเท่าใด?</w:t>
+      </w:r>
+    </w:p>
+    <w:p>
+      <w:pPr>
+        <w:ind w:left="720"/>
+      </w:pPr>
+      <w:r>
+        <w:t xml:space="preserve">    1. ก</w:t>
+      </w:r>
+    </w:p>
+    <w:p>
+      <w:pPr>
+        <w:ind w:left="720"/>
+      </w:pPr>
+      <w:r>
+        <w:t xml:space="preserve">    2. ข</w:t>
+      </w:r>
+    </w:p>
+    <w:p>
+      <w:pPr>
+        <w:ind w:left="720"/>
+      </w:pPr>
+      <w:r>
+        <w:t xml:space="preserve">    3. ค</w:t>
+      </w:r>
+    </w:p>
+    <w:p>
+      <w:pPr>
+        <w:ind w:left="720"/>
+      </w:pPr>
+      <w:r>
+        <w:t xml:space="preserve">    4. ง</w:t>
+      </w:r>
+    </w:p>
+    <w:p/>
+    <w:p>
+      <w:r>
+        <w:rPr>
+          <w:sz w:val="24"/>
+        </w:rPr>
+        <w:t>17. ความยาวคลื่นของเส้น H_α (H-alpha) ในสเปกตรัมไฮโดรเจน ซึ่งเป็นเส้นแรกของชุด Balmer เกิดจากการกระโดดจากระดับใด?</w:t>
+      </w:r>
+    </w:p>
+    <w:p>
+      <w:pPr>
+        <w:ind w:left="720"/>
+      </w:pPr>
+      <w:r>
+        <w:t xml:space="preserve">    1. ก</w:t>
+      </w:r>
+    </w:p>
+    <w:p>
+      <w:pPr>
+        <w:ind w:left="720"/>
+      </w:pPr>
+      <w:r>
+        <w:t xml:space="preserve">    2. ข</w:t>
+      </w:r>
+    </w:p>
+    <w:p>
+      <w:pPr>
+        <w:ind w:left="720"/>
+      </w:pPr>
+      <w:r>
+        <w:t xml:space="preserve">    3. ค</w:t>
+      </w:r>
+    </w:p>
+    <w:p>
+      <w:pPr>
+        <w:ind w:left="720"/>
+      </w:pPr>
+      <w:r>
+        <w:t xml:space="preserve">    4. ง</w:t>
+      </w:r>
+    </w:p>
+    <w:p/>
+    <w:p>
+      <w:r>
+        <w:rPr>
+          <w:sz w:val="24"/>
+        </w:rPr>
+        <w:t>18. สเปกตรัมดูดกลืน (absorption spectrum) ของไฮโดรเจนจะมีลักษณะอย่างไรเมื่อให้แสงขาวผ่านไอไฮโดรเจน?</w:t>
+      </w:r>
+    </w:p>
+    <w:p>
+      <w:r>
+        <w:drawing>
+          <wp:inline xmlns:a="http://schemas.openxmlformats.org/drawingml/2006/main" xmlns:pic="http://schemas.openxmlformats.org/drawingml/2006/picture">
+            <wp:extent cx="1828800" cy="1359877"/>
+            <wp:docPr id="6" name="Picture 6"/>
+            <wp:cNvGraphicFramePr>
+              <a:graphicFrameLocks noChangeAspect="1"/>
+            </wp:cNvGraphicFramePr>
+            <a:graphic>
+              <a:graphicData uri="http://schemas.openxmlformats.org/drawingml/2006/picture">
+                <pic:pic>
+                  <pic:nvPicPr>
+                    <pic:cNvPr id="0" name="physics_img_8.png"/>
+                    <pic:cNvPicPr/>
+                  </pic:nvPicPr>
+                  <pic:blipFill>
+                    <a:blip r:embed="rId10"/>
+                    <a:stretch>
+                      <a:fillRect/>
+                    </a:stretch>
+                  </pic:blipFill>
+                  <pic:spPr>
+                    <a:xfrm>
+                      <a:off x="0" y="0"/>
+                      <a:ext cx="1828800" cy="1359877"/>
+                    </a:xfrm>
+                    <a:prstGeom prst="rect"/>
+                  </pic:spPr>
+                </pic:pic>
+              </a:graphicData>
+            </a:graphic>
+          </wp:inline>
+        </w:drawing>
+      </w:r>
+    </w:p>
+    <w:p/>
+    <w:p>
+      <w:pPr>
+        <w:ind w:left="720"/>
+      </w:pPr>
+      <w:r>
+        <w:t xml:space="preserve">    1. ก</w:t>
+      </w:r>
+    </w:p>
+    <w:p>
+      <w:pPr>
+        <w:ind w:left="720"/>
+      </w:pPr>
+      <w:r>
+        <w:t xml:space="preserve">    2. ข</w:t>
+      </w:r>
+    </w:p>
+    <w:p>
+      <w:pPr>
+        <w:ind w:left="720"/>
+      </w:pPr>
+      <w:r>
+        <w:t xml:space="preserve">    3. ค</w:t>
+      </w:r>
+    </w:p>
+    <w:p>
+      <w:pPr>
+        <w:ind w:left="720"/>
+      </w:pPr>
+      <w:r>
+        <w:t xml:space="preserve">    4. ง</w:t>
+      </w:r>
+    </w:p>
+    <w:p/>
+    <w:p>
+      <w:r>
+        <w:rPr>
+          <w:sz w:val="24"/>
+        </w:rPr>
+        <w:t>19. ปรากฏการณ์ฟอสฟอเรสเซนซ์ (phosphorescence) ต่างจากฟลูออเรสเซนซ์ (fluorescence) อย่างไร?</w:t>
+      </w:r>
+    </w:p>
+    <w:p>
+      <w:pPr>
+        <w:ind w:left="720"/>
+      </w:pPr>
+      <w:r>
+        <w:t xml:space="preserve">    1. ก</w:t>
+      </w:r>
+    </w:p>
+    <w:p>
+      <w:pPr>
+        <w:ind w:left="720"/>
+      </w:pPr>
+      <w:r>
+        <w:t xml:space="preserve">    2. ข</w:t>
+      </w:r>
+    </w:p>
+    <w:p>
+      <w:pPr>
+        <w:ind w:left="720"/>
+      </w:pPr>
+      <w:r>
+        <w:t xml:space="preserve">    3. ค</w:t>
+      </w:r>
+    </w:p>
+    <w:p>
+      <w:pPr>
+        <w:ind w:left="720"/>
+      </w:pPr>
+      <w:r>
+        <w:t xml:space="preserve">    4. ง</w:t>
+      </w:r>
+    </w:p>
+    <w:p/>
+    <w:p>
+      <w:r>
+        <w:rPr>
+          <w:sz w:val="24"/>
+        </w:rPr>
+        <w:t>20. ข้อใดไม่ใช่ข้อจำกัดของแบบจำลองอะตอมของโบร์?</w:t>
+      </w:r>
+    </w:p>
+    <w:p>
+      <w:r>
+        <w:drawing>
+          <wp:inline xmlns:a="http://schemas.openxmlformats.org/drawingml/2006/main" xmlns:pic="http://schemas.openxmlformats.org/drawingml/2006/picture">
+            <wp:extent cx="1828800" cy="1359877"/>
+            <wp:docPr id="7" name="Picture 7"/>
+            <wp:cNvGraphicFramePr>
+              <a:graphicFrameLocks noChangeAspect="1"/>
+            </wp:cNvGraphicFramePr>
+            <a:graphic>
+              <a:graphicData uri="http://schemas.openxmlformats.org/drawingml/2006/picture">
+                <pic:pic>
+                  <pic:nvPicPr>
+                    <pic:cNvPr id="0" name="physics_img_2.png"/>
                     <pic:cNvPicPr/>
                   </pic:nvPicPr>
                   <pic:blipFill>
@@ -497,38 +1064,34 @@
     <w:p/>
     <w:p>
       <w:pPr>
-        <w:pStyle w:val="ListBullet"/>
         <w:ind w:left="720"/>
       </w:pPr>
       <w:r>
-        <w:t xml:space="preserve">    ก</w:t>
+        <w:t xml:space="preserve">    1. ก</w:t>
       </w:r>
     </w:p>
     <w:p>
       <w:pPr>
-        <w:pStyle w:val="ListBullet"/>
         <w:ind w:left="720"/>
       </w:pPr>
       <w:r>
-        <w:t xml:space="preserve">    ข</w:t>
+        <w:t xml:space="preserve">    2. ข</w:t>
       </w:r>
     </w:p>
     <w:p>
       <w:pPr>
-        <w:pStyle w:val="ListBullet"/>
         <w:ind w:left="720"/>
       </w:pPr>
       <w:r>
-        <w:t xml:space="preserve">    ค</w:t>
+        <w:t xml:space="preserve">    3. ค</w:t>
       </w:r>
     </w:p>
     <w:p>
       <w:pPr>
-        <w:pStyle w:val="ListBullet"/>
         <w:ind w:left="720"/>
       </w:pPr>
       <w:r>
-        <w:t xml:space="preserve">    ง</w:t>
+        <w:t xml:space="preserve">    4. ง</w:t>
       </w:r>
     </w:p>
     <w:p/>
@@ -537,43 +1100,39 @@
         <w:rPr>
           <w:sz w:val="24"/>
         </w:rPr>
-        <w:t>ข้อ p3_l25_010: สเปกตรัมเส้นของไฮโดรเจนมีชุดสเปกตรัมที่สำคัญกี่ชุด?</w:t>
+        <w:t>21. อิเล็กตรอนในอะตอมไฮโดรเจนอยู่ที่ระดับ n=2 ต้องการพลังงานเท่าใดจึงจะหลุดจากอะตอม?</w:t>
       </w:r>
     </w:p>
     <w:p>
       <w:pPr>
-        <w:pStyle w:val="ListBullet"/>
         <w:ind w:left="720"/>
       </w:pPr>
       <w:r>
-        <w:t xml:space="preserve">    ก</w:t>
+        <w:t xml:space="preserve">    1. ก</w:t>
       </w:r>
     </w:p>
     <w:p>
       <w:pPr>
-        <w:pStyle w:val="ListBullet"/>
         <w:ind w:left="720"/>
       </w:pPr>
       <w:r>
-        <w:t xml:space="preserve">    ข</w:t>
+        <w:t xml:space="preserve">    2. ข</w:t>
       </w:r>
     </w:p>
     <w:p>
       <w:pPr>
-        <w:pStyle w:val="ListBullet"/>
         <w:ind w:left="720"/>
       </w:pPr>
       <w:r>
-        <w:t xml:space="preserve">    ค</w:t>
+        <w:t xml:space="preserve">    3. ค</w:t>
       </w:r>
     </w:p>
     <w:p>
       <w:pPr>
-        <w:pStyle w:val="ListBullet"/>
         <w:ind w:left="720"/>
       </w:pPr>
       <w:r>
-        <w:t xml:space="preserve">    ง</w:t>
+        <w:t xml:space="preserve">    4. ง</w:t>
       </w:r>
     </w:p>
     <w:p/>
@@ -582,43 +1141,39 @@
         <w:rPr>
           <w:sz w:val="24"/>
         </w:rPr>
-        <w:t>ข้อ p3_l25_011: ระดับพลังงานของอิเล็กตรอนในอะตอมไฮโดรเจนหาได้จากสูตรใด?</w:t>
+        <w:t>22. ความยาวคลื่นของเส้นแรกในชุด Lyman (Ly-α) มีค่าเท่าใด? (กำหนด R = 1.097×10⁷ m⁻¹)</w:t>
       </w:r>
     </w:p>
     <w:p>
       <w:pPr>
-        <w:pStyle w:val="ListBullet"/>
         <w:ind w:left="720"/>
       </w:pPr>
       <w:r>
-        <w:t xml:space="preserve">    ก</w:t>
+        <w:t xml:space="preserve">    1. ก</w:t>
       </w:r>
     </w:p>
     <w:p>
       <w:pPr>
-        <w:pStyle w:val="ListBullet"/>
         <w:ind w:left="720"/>
       </w:pPr>
       <w:r>
-        <w:t xml:space="preserve">    ข</w:t>
+        <w:t xml:space="preserve">    2. ข</w:t>
       </w:r>
     </w:p>
     <w:p>
       <w:pPr>
-        <w:pStyle w:val="ListBullet"/>
         <w:ind w:left="720"/>
       </w:pPr>
       <w:r>
-        <w:t xml:space="preserve">    ค</w:t>
+        <w:t xml:space="preserve">    3. ค</w:t>
       </w:r>
     </w:p>
     <w:p>
       <w:pPr>
-        <w:pStyle w:val="ListBullet"/>
         <w:ind w:left="720"/>
       </w:pPr>
       <w:r>
-        <w:t xml:space="preserve">    ง</w:t>
+        <w:t xml:space="preserve">    4. ง</w:t>
       </w:r>
     </w:p>
     <w:p/>
@@ -627,43 +1182,39 @@
         <w:rPr>
           <w:sz w:val="24"/>
         </w:rPr>
-        <w:t>ข้อ p3_l25_012: ชุด Balmer ในสเปกตรัมของไฮโดรเจน เป็นเส้นที่อิเล็กตรอนกระโดดลงมายังระดับใด?</w:t>
+        <w:t>23. อิเล็กตรอนในอะตอมไฮโดรเจนอยู่ที่สถานะพื้น (ground state) ดูดกลืนโฟตอนที่มีพลังงาน 12.75 eV อิเล็กตรอนจะกระโดดไปถึงระดับใด?</w:t>
       </w:r>
     </w:p>
     <w:p>
       <w:pPr>
-        <w:pStyle w:val="ListBullet"/>
         <w:ind w:left="720"/>
       </w:pPr>
       <w:r>
-        <w:t xml:space="preserve">    ก</w:t>
+        <w:t xml:space="preserve">    1. ก</w:t>
       </w:r>
     </w:p>
     <w:p>
       <w:pPr>
-        <w:pStyle w:val="ListBullet"/>
         <w:ind w:left="720"/>
       </w:pPr>
       <w:r>
-        <w:t xml:space="preserve">    ข</w:t>
+        <w:t xml:space="preserve">    2. ข</w:t>
       </w:r>
     </w:p>
     <w:p>
       <w:pPr>
-        <w:pStyle w:val="ListBullet"/>
         <w:ind w:left="720"/>
       </w:pPr>
       <w:r>
-        <w:t xml:space="preserve">    ค</w:t>
+        <w:t xml:space="preserve">    3. ค</w:t>
       </w:r>
     </w:p>
     <w:p>
       <w:pPr>
-        <w:pStyle w:val="ListBullet"/>
         <w:ind w:left="720"/>
       </w:pPr>
       <w:r>
-        <w:t xml:space="preserve">    ง</w:t>
+        <w:t xml:space="preserve">    4. ง</w:t>
       </w:r>
     </w:p>
     <w:p/>
@@ -672,80 +1223,39 @@
         <w:rPr>
           <w:sz w:val="24"/>
         </w:rPr>
-        <w:t>ข้อ p3_l25_013: เมื่ออิเล็กตรอนดูดกลืนโฟตอนที่มีพลังงานเท่ากับผลต่างระดับพลังงานสองระดับ จะเกิดอะไรขึ้น?</w:t>
-      </w:r>
-    </w:p>
-    <w:p>
-      <w:r>
-        <w:drawing>
-          <wp:inline xmlns:a="http://schemas.openxmlformats.org/drawingml/2006/main" xmlns:pic="http://schemas.openxmlformats.org/drawingml/2006/picture">
-            <wp:extent cx="1828800" cy="1359877"/>
-            <wp:docPr id="4" name="Picture 4"/>
-            <wp:cNvGraphicFramePr>
-              <a:graphicFrameLocks noChangeAspect="1"/>
-            </wp:cNvGraphicFramePr>
-            <a:graphic>
-              <a:graphicData uri="http://schemas.openxmlformats.org/drawingml/2006/picture">
-                <pic:pic>
-                  <pic:nvPicPr>
-                    <pic:cNvPr id="0" name="physics_img_q3_l25_007.png"/>
-                    <pic:cNvPicPr/>
-                  </pic:nvPicPr>
-                  <pic:blipFill>
-                    <a:blip r:embed="rId10"/>
-                    <a:stretch>
-                      <a:fillRect/>
-                    </a:stretch>
-                  </pic:blipFill>
-                  <pic:spPr>
-                    <a:xfrm>
-                      <a:off x="0" y="0"/>
-                      <a:ext cx="1828800" cy="1359877"/>
-                    </a:xfrm>
-                    <a:prstGeom prst="rect"/>
-                  </pic:spPr>
-                </pic:pic>
-              </a:graphicData>
-            </a:graphic>
-          </wp:inline>
-        </w:drawing>
-      </w:r>
-    </w:p>
-    <w:p/>
-    <w:p>
-      <w:pPr>
-        <w:pStyle w:val="ListBullet"/>
-        <w:ind w:left="720"/>
-      </w:pPr>
-      <w:r>
-        <w:t xml:space="preserve">    ก</w:t>
+        <w:t>24. หลังจากอิเล็กตรอนถูกกระตุ้นขึ้นสู่ระดับพลังงานสูงแล้ว มันจะกลับลงมาสู่สถานะพื้นได้กี่แบบ?</w:t>
       </w:r>
     </w:p>
     <w:p>
       <w:pPr>
-        <w:pStyle w:val="ListBullet"/>
         <w:ind w:left="720"/>
       </w:pPr>
       <w:r>
-        <w:t xml:space="preserve">    ข</w:t>
+        <w:t xml:space="preserve">    1. ก</w:t>
       </w:r>
     </w:p>
     <w:p>
       <w:pPr>
-        <w:pStyle w:val="ListBullet"/>
         <w:ind w:left="720"/>
       </w:pPr>
       <w:r>
-        <w:t xml:space="preserve">    ค</w:t>
+        <w:t xml:space="preserve">    2. ข</w:t>
       </w:r>
     </w:p>
     <w:p>
       <w:pPr>
-        <w:pStyle w:val="ListBullet"/>
         <w:ind w:left="720"/>
       </w:pPr>
       <w:r>
-        <w:t xml:space="preserve">    ง</w:t>
+        <w:t xml:space="preserve">    3. ค</w:t>
+      </w:r>
+    </w:p>
+    <w:p>
+      <w:pPr>
+        <w:ind w:left="720"/>
+      </w:pPr>
+      <w:r>
+        <w:t xml:space="preserve">    4. ง</w:t>
       </w:r>
     </w:p>
     <w:p/>
@@ -754,686 +1264,39 @@
         <w:rPr>
           <w:sz w:val="24"/>
         </w:rPr>
-        <w:t>ข้อ p3_l25_014: หลอดฟลูออเรสเซนต์ทำงานอย่างไร?</w:t>
+        <w:t>25. ข้อใดเป็นเหตุผลว่าทำไมสเปกตรัมเส้นของแต่ละธาตุจึงเฉพาะเจาะจงต่อธาตุนั้น?</w:t>
       </w:r>
     </w:p>
     <w:p>
       <w:pPr>
-        <w:pStyle w:val="ListBullet"/>
         <w:ind w:left="720"/>
       </w:pPr>
       <w:r>
-        <w:t xml:space="preserve">    ก</w:t>
+        <w:t xml:space="preserve">    1. ก</w:t>
       </w:r>
     </w:p>
     <w:p>
       <w:pPr>
-        <w:pStyle w:val="ListBullet"/>
         <w:ind w:left="720"/>
       </w:pPr>
       <w:r>
-        <w:t xml:space="preserve">    ข</w:t>
+        <w:t xml:space="preserve">    2. ข</w:t>
       </w:r>
     </w:p>
     <w:p>
       <w:pPr>
-        <w:pStyle w:val="ListBullet"/>
         <w:ind w:left="720"/>
       </w:pPr>
       <w:r>
-        <w:t xml:space="preserve">    ค</w:t>
+        <w:t xml:space="preserve">    3. ค</w:t>
       </w:r>
     </w:p>
     <w:p>
       <w:pPr>
-        <w:pStyle w:val="ListBullet"/>
         <w:ind w:left="720"/>
       </w:pPr>
       <w:r>
-        <w:t xml:space="preserve">    ง</w:t>
-      </w:r>
-    </w:p>
-    <w:p/>
-    <w:p>
-      <w:r>
-        <w:rPr>
-          <w:sz w:val="24"/>
-        </w:rPr>
-        <w:t>ข้อ p3_l25_015: ทำไมแบบจำลองอะตอมของรัทเทอร์ฟอร์ดจึงไม่สามารถอธิบายเสถียรภาพของอะตอมได้?</w:t>
-      </w:r>
-    </w:p>
-    <w:p>
-      <w:pPr>
-        <w:pStyle w:val="ListBullet"/>
-        <w:ind w:left="720"/>
-      </w:pPr>
-      <w:r>
-        <w:t xml:space="preserve">    ก</w:t>
-      </w:r>
-    </w:p>
-    <w:p>
-      <w:pPr>
-        <w:pStyle w:val="ListBullet"/>
-        <w:ind w:left="720"/>
-      </w:pPr>
-      <w:r>
-        <w:t xml:space="preserve">    ข</w:t>
-      </w:r>
-    </w:p>
-    <w:p>
-      <w:pPr>
-        <w:pStyle w:val="ListBullet"/>
-        <w:ind w:left="720"/>
-      </w:pPr>
-      <w:r>
-        <w:t xml:space="preserve">    ค</w:t>
-      </w:r>
-    </w:p>
-    <w:p>
-      <w:pPr>
-        <w:pStyle w:val="ListBullet"/>
-        <w:ind w:left="720"/>
-      </w:pPr>
-      <w:r>
-        <w:t xml:space="preserve">    ง</w:t>
-      </w:r>
-    </w:p>
-    <w:p/>
-    <w:p>
-      <w:r>
-        <w:rPr>
-          <w:sz w:val="24"/>
-        </w:rPr>
-        <w:t>ข้อ p3_l25_016: พลังงานไอออไนเซชัน (ionization energy) ของอะตอมไฮโดรเจนคือเท่าใด?</w:t>
-      </w:r>
-    </w:p>
-    <w:p>
-      <w:pPr>
-        <w:pStyle w:val="ListBullet"/>
-        <w:ind w:left="720"/>
-      </w:pPr>
-      <w:r>
-        <w:t xml:space="preserve">    ก</w:t>
-      </w:r>
-    </w:p>
-    <w:p>
-      <w:pPr>
-        <w:pStyle w:val="ListBullet"/>
-        <w:ind w:left="720"/>
-      </w:pPr>
-      <w:r>
-        <w:t xml:space="preserve">    ข</w:t>
-      </w:r>
-    </w:p>
-    <w:p>
-      <w:pPr>
-        <w:pStyle w:val="ListBullet"/>
-        <w:ind w:left="720"/>
-      </w:pPr>
-      <w:r>
-        <w:t xml:space="preserve">    ค</w:t>
-      </w:r>
-    </w:p>
-    <w:p>
-      <w:pPr>
-        <w:pStyle w:val="ListBullet"/>
-        <w:ind w:left="720"/>
-      </w:pPr>
-      <w:r>
-        <w:t xml:space="preserve">    ง</w:t>
-      </w:r>
-    </w:p>
-    <w:p/>
-    <w:p>
-      <w:r>
-        <w:rPr>
-          <w:sz w:val="24"/>
-        </w:rPr>
-        <w:t>ข้อ p3_l25_017: ความยาวคลื่นของเส้น H_α (H-alpha) ในสเปกตรัมไฮโดรเจน ซึ่งเป็นเส้นแรกของชุด Balmer เกิดจากการกระโดดจากระดับใด?</w:t>
-      </w:r>
-    </w:p>
-    <w:p>
-      <w:pPr>
-        <w:pStyle w:val="ListBullet"/>
-        <w:ind w:left="720"/>
-      </w:pPr>
-      <w:r>
-        <w:t xml:space="preserve">    ก</w:t>
-      </w:r>
-    </w:p>
-    <w:p>
-      <w:pPr>
-        <w:pStyle w:val="ListBullet"/>
-        <w:ind w:left="720"/>
-      </w:pPr>
-      <w:r>
-        <w:t xml:space="preserve">    ข</w:t>
-      </w:r>
-    </w:p>
-    <w:p>
-      <w:pPr>
-        <w:pStyle w:val="ListBullet"/>
-        <w:ind w:left="720"/>
-      </w:pPr>
-      <w:r>
-        <w:t xml:space="preserve">    ค</w:t>
-      </w:r>
-    </w:p>
-    <w:p>
-      <w:pPr>
-        <w:pStyle w:val="ListBullet"/>
-        <w:ind w:left="720"/>
-      </w:pPr>
-      <w:r>
-        <w:t xml:space="preserve">    ง</w:t>
-      </w:r>
-    </w:p>
-    <w:p/>
-    <w:p>
-      <w:r>
-        <w:rPr>
-          <w:sz w:val="24"/>
-        </w:rPr>
-        <w:t>ข้อ p3_l25_018: สเปกตรัมดูดกลืน (absorption spectrum) ของไฮโดรเจนจะมีลักษณะอย่างไรเมื่อให้แสงขาวผ่านไอไฮโดรเจน?</w:t>
-      </w:r>
-    </w:p>
-    <w:p>
-      <w:r>
-        <w:drawing>
-          <wp:inline xmlns:a="http://schemas.openxmlformats.org/drawingml/2006/main" xmlns:pic="http://schemas.openxmlformats.org/drawingml/2006/picture">
-            <wp:extent cx="1828800" cy="1359877"/>
-            <wp:docPr id="5" name="Picture 5"/>
-            <wp:cNvGraphicFramePr>
-              <a:graphicFrameLocks noChangeAspect="1"/>
-            </wp:cNvGraphicFramePr>
-            <a:graphic>
-              <a:graphicData uri="http://schemas.openxmlformats.org/drawingml/2006/picture">
-                <pic:pic>
-                  <pic:nvPicPr>
-                    <pic:cNvPr id="0" name="physics_img_q3_l25_018.png"/>
-                    <pic:cNvPicPr/>
-                  </pic:nvPicPr>
-                  <pic:blipFill>
-                    <a:blip r:embed="rId11"/>
-                    <a:stretch>
-                      <a:fillRect/>
-                    </a:stretch>
-                  </pic:blipFill>
-                  <pic:spPr>
-                    <a:xfrm>
-                      <a:off x="0" y="0"/>
-                      <a:ext cx="1828800" cy="1359877"/>
-                    </a:xfrm>
-                    <a:prstGeom prst="rect"/>
-                  </pic:spPr>
-                </pic:pic>
-              </a:graphicData>
-            </a:graphic>
-          </wp:inline>
-        </w:drawing>
-      </w:r>
-    </w:p>
-    <w:p/>
-    <w:p>
-      <w:pPr>
-        <w:pStyle w:val="ListBullet"/>
-        <w:ind w:left="720"/>
-      </w:pPr>
-      <w:r>
-        <w:t xml:space="preserve">    ก</w:t>
-      </w:r>
-    </w:p>
-    <w:p>
-      <w:pPr>
-        <w:pStyle w:val="ListBullet"/>
-        <w:ind w:left="720"/>
-      </w:pPr>
-      <w:r>
-        <w:t xml:space="preserve">    ข</w:t>
-      </w:r>
-    </w:p>
-    <w:p>
-      <w:pPr>
-        <w:pStyle w:val="ListBullet"/>
-        <w:ind w:left="720"/>
-      </w:pPr>
-      <w:r>
-        <w:t xml:space="preserve">    ค</w:t>
-      </w:r>
-    </w:p>
-    <w:p>
-      <w:pPr>
-        <w:pStyle w:val="ListBullet"/>
-        <w:ind w:left="720"/>
-      </w:pPr>
-      <w:r>
-        <w:t xml:space="preserve">    ง</w:t>
-      </w:r>
-    </w:p>
-    <w:p/>
-    <w:p>
-      <w:r>
-        <w:rPr>
-          <w:sz w:val="24"/>
-        </w:rPr>
-        <w:t>ข้อ p3_l25_019: ปรากฏการณ์ฟอสฟอเรสเซนซ์ (phosphorescence) ต่างจากฟลูออเรสเซนซ์ (fluorescence) อย่างไร?</w:t>
-      </w:r>
-    </w:p>
-    <w:p>
-      <w:r>
-        <w:drawing>
-          <wp:inline xmlns:a="http://schemas.openxmlformats.org/drawingml/2006/main" xmlns:pic="http://schemas.openxmlformats.org/drawingml/2006/picture">
-            <wp:extent cx="1828800" cy="1359877"/>
-            <wp:docPr id="6" name="Picture 6"/>
-            <wp:cNvGraphicFramePr>
-              <a:graphicFrameLocks noChangeAspect="1"/>
-            </wp:cNvGraphicFramePr>
-            <a:graphic>
-              <a:graphicData uri="http://schemas.openxmlformats.org/drawingml/2006/picture">
-                <pic:pic>
-                  <pic:nvPicPr>
-                    <pic:cNvPr id="0" name="physics_img_q3_l25_019.png"/>
-                    <pic:cNvPicPr/>
-                  </pic:nvPicPr>
-                  <pic:blipFill>
-                    <a:blip r:embed="rId12"/>
-                    <a:stretch>
-                      <a:fillRect/>
-                    </a:stretch>
-                  </pic:blipFill>
-                  <pic:spPr>
-                    <a:xfrm>
-                      <a:off x="0" y="0"/>
-                      <a:ext cx="1828800" cy="1359877"/>
-                    </a:xfrm>
-                    <a:prstGeom prst="rect"/>
-                  </pic:spPr>
-                </pic:pic>
-              </a:graphicData>
-            </a:graphic>
-          </wp:inline>
-        </w:drawing>
-      </w:r>
-    </w:p>
-    <w:p/>
-    <w:p>
-      <w:pPr>
-        <w:pStyle w:val="ListBullet"/>
-        <w:ind w:left="720"/>
-      </w:pPr>
-      <w:r>
-        <w:t xml:space="preserve">    ก</w:t>
-      </w:r>
-    </w:p>
-    <w:p>
-      <w:pPr>
-        <w:pStyle w:val="ListBullet"/>
-        <w:ind w:left="720"/>
-      </w:pPr>
-      <w:r>
-        <w:t xml:space="preserve">    ข</w:t>
-      </w:r>
-    </w:p>
-    <w:p>
-      <w:pPr>
-        <w:pStyle w:val="ListBullet"/>
-        <w:ind w:left="720"/>
-      </w:pPr>
-      <w:r>
-        <w:t xml:space="preserve">    ค</w:t>
-      </w:r>
-    </w:p>
-    <w:p>
-      <w:pPr>
-        <w:pStyle w:val="ListBullet"/>
-        <w:ind w:left="720"/>
-      </w:pPr>
-      <w:r>
-        <w:t xml:space="preserve">    ง</w:t>
-      </w:r>
-    </w:p>
-    <w:p/>
-    <w:p>
-      <w:r>
-        <w:rPr>
-          <w:sz w:val="24"/>
-        </w:rPr>
-        <w:t>ข้อ p3_l25_020: ข้อใดไม่ใช่ข้อจำกัดของแบบจำลองอะตอมของโบร์?</w:t>
-      </w:r>
-    </w:p>
-    <w:p>
-      <w:pPr>
-        <w:pStyle w:val="ListBullet"/>
-        <w:ind w:left="720"/>
-      </w:pPr>
-      <w:r>
-        <w:t xml:space="preserve">    ก</w:t>
-      </w:r>
-    </w:p>
-    <w:p>
-      <w:pPr>
-        <w:pStyle w:val="ListBullet"/>
-        <w:ind w:left="720"/>
-      </w:pPr>
-      <w:r>
-        <w:t xml:space="preserve">    ข</w:t>
-      </w:r>
-    </w:p>
-    <w:p>
-      <w:pPr>
-        <w:pStyle w:val="ListBullet"/>
-        <w:ind w:left="720"/>
-      </w:pPr>
-      <w:r>
-        <w:t xml:space="preserve">    ค</w:t>
-      </w:r>
-    </w:p>
-    <w:p>
-      <w:pPr>
-        <w:pStyle w:val="ListBullet"/>
-        <w:ind w:left="720"/>
-      </w:pPr>
-      <w:r>
-        <w:t xml:space="preserve">    ง</w:t>
-      </w:r>
-    </w:p>
-    <w:p/>
-    <w:p>
-      <w:r>
-        <w:rPr>
-          <w:sz w:val="24"/>
-        </w:rPr>
-        <w:t>ข้อ p3_l25_021: อิเล็กตรอนในอะตอมไฮโดรเจนอยู่ที่ระดับ n=2 ต้องการพลังงานเท่าใดจึงจะหลุดจากอะตอม?</w:t>
-      </w:r>
-    </w:p>
-    <w:p>
-      <w:pPr>
-        <w:pStyle w:val="ListBullet"/>
-        <w:ind w:left="720"/>
-      </w:pPr>
-      <w:r>
-        <w:t xml:space="preserve">    ก</w:t>
-      </w:r>
-    </w:p>
-    <w:p>
-      <w:pPr>
-        <w:pStyle w:val="ListBullet"/>
-        <w:ind w:left="720"/>
-      </w:pPr>
-      <w:r>
-        <w:t xml:space="preserve">    ข</w:t>
-      </w:r>
-    </w:p>
-    <w:p>
-      <w:pPr>
-        <w:pStyle w:val="ListBullet"/>
-        <w:ind w:left="720"/>
-      </w:pPr>
-      <w:r>
-        <w:t xml:space="preserve">    ค</w:t>
-      </w:r>
-    </w:p>
-    <w:p>
-      <w:pPr>
-        <w:pStyle w:val="ListBullet"/>
-        <w:ind w:left="720"/>
-      </w:pPr>
-      <w:r>
-        <w:t xml:space="preserve">    ง</w:t>
-      </w:r>
-    </w:p>
-    <w:p/>
-    <w:p>
-      <w:r>
-        <w:rPr>
-          <w:sz w:val="24"/>
-        </w:rPr>
-        <w:t>ข้อ p3_l25_022: ความยาวคลื่นของเส้นแรกในชุด Lyman (Ly-α) มีค่าเท่าใด? (กำหนด R = 1.097×10⁷ m⁻¹)</w:t>
-      </w:r>
-    </w:p>
-    <w:p>
-      <w:pPr>
-        <w:pStyle w:val="ListBullet"/>
-        <w:ind w:left="720"/>
-      </w:pPr>
-      <w:r>
-        <w:t xml:space="preserve">    ก</w:t>
-      </w:r>
-    </w:p>
-    <w:p>
-      <w:pPr>
-        <w:pStyle w:val="ListBullet"/>
-        <w:ind w:left="720"/>
-      </w:pPr>
-      <w:r>
-        <w:t xml:space="preserve">    ข</w:t>
-      </w:r>
-    </w:p>
-    <w:p>
-      <w:pPr>
-        <w:pStyle w:val="ListBullet"/>
-        <w:ind w:left="720"/>
-      </w:pPr>
-      <w:r>
-        <w:t xml:space="preserve">    ค</w:t>
-      </w:r>
-    </w:p>
-    <w:p>
-      <w:pPr>
-        <w:pStyle w:val="ListBullet"/>
-        <w:ind w:left="720"/>
-      </w:pPr>
-      <w:r>
-        <w:t xml:space="preserve">    ง</w:t>
-      </w:r>
-    </w:p>
-    <w:p/>
-    <w:p>
-      <w:r>
-        <w:rPr>
-          <w:sz w:val="24"/>
-        </w:rPr>
-        <w:t>ข้อ p3_l25_023: อิเล็กตรอนในอะตอมไฮโดรเจนอยู่ที่สถานะพื้น (ground state) ดูดกลืนโฟตอนที่มีพลังงาน 12.75 eV อิเล็กตรอนจะกระโดดไปถึงระดับใด?</w:t>
-      </w:r>
-    </w:p>
-    <w:p>
-      <w:pPr>
-        <w:pStyle w:val="ListBullet"/>
-        <w:ind w:left="720"/>
-      </w:pPr>
-      <w:r>
-        <w:t xml:space="preserve">    ก</w:t>
-      </w:r>
-    </w:p>
-    <w:p>
-      <w:pPr>
-        <w:pStyle w:val="ListBullet"/>
-        <w:ind w:left="720"/>
-      </w:pPr>
-      <w:r>
-        <w:t xml:space="preserve">    ข</w:t>
-      </w:r>
-    </w:p>
-    <w:p>
-      <w:pPr>
-        <w:pStyle w:val="ListBullet"/>
-        <w:ind w:left="720"/>
-      </w:pPr>
-      <w:r>
-        <w:t xml:space="preserve">    ค</w:t>
-      </w:r>
-    </w:p>
-    <w:p>
-      <w:pPr>
-        <w:pStyle w:val="ListBullet"/>
-        <w:ind w:left="720"/>
-      </w:pPr>
-      <w:r>
-        <w:t xml:space="preserve">    ง</w:t>
-      </w:r>
-    </w:p>
-    <w:p/>
-    <w:p>
-      <w:r>
-        <w:rPr>
-          <w:sz w:val="24"/>
-        </w:rPr>
-        <w:t>ข้อ p3_l25_024: หลังจากอิเล็กตรอนถูกกระตุ้นขึ้นสู่ระดับพลังงานสูงแล้ว มันจะกลับลงมาสู่สถานะพื้นได้กี่แบบ?</w:t>
-      </w:r>
-    </w:p>
-    <w:p>
-      <w:r>
-        <w:drawing>
-          <wp:inline xmlns:a="http://schemas.openxmlformats.org/drawingml/2006/main" xmlns:pic="http://schemas.openxmlformats.org/drawingml/2006/picture">
-            <wp:extent cx="1828800" cy="1359877"/>
-            <wp:docPr id="7" name="Picture 7"/>
-            <wp:cNvGraphicFramePr>
-              <a:graphicFrameLocks noChangeAspect="1"/>
-            </wp:cNvGraphicFramePr>
-            <a:graphic>
-              <a:graphicData uri="http://schemas.openxmlformats.org/drawingml/2006/picture">
-                <pic:pic>
-                  <pic:nvPicPr>
-                    <pic:cNvPr id="0" name="physics_img_q3_l25_019.png"/>
-                    <pic:cNvPicPr/>
-                  </pic:nvPicPr>
-                  <pic:blipFill>
-                    <a:blip r:embed="rId12"/>
-                    <a:stretch>
-                      <a:fillRect/>
-                    </a:stretch>
-                  </pic:blipFill>
-                  <pic:spPr>
-                    <a:xfrm>
-                      <a:off x="0" y="0"/>
-                      <a:ext cx="1828800" cy="1359877"/>
-                    </a:xfrm>
-                    <a:prstGeom prst="rect"/>
-                  </pic:spPr>
-                </pic:pic>
-              </a:graphicData>
-            </a:graphic>
-          </wp:inline>
-        </w:drawing>
-      </w:r>
-    </w:p>
-    <w:p/>
-    <w:p>
-      <w:pPr>
-        <w:pStyle w:val="ListBullet"/>
-        <w:ind w:left="720"/>
-      </w:pPr>
-      <w:r>
-        <w:t xml:space="preserve">    ก</w:t>
-      </w:r>
-    </w:p>
-    <w:p>
-      <w:pPr>
-        <w:pStyle w:val="ListBullet"/>
-        <w:ind w:left="720"/>
-      </w:pPr>
-      <w:r>
-        <w:t xml:space="preserve">    ข</w:t>
-      </w:r>
-    </w:p>
-    <w:p>
-      <w:pPr>
-        <w:pStyle w:val="ListBullet"/>
-        <w:ind w:left="720"/>
-      </w:pPr>
-      <w:r>
-        <w:t xml:space="preserve">    ค</w:t>
-      </w:r>
-    </w:p>
-    <w:p>
-      <w:pPr>
-        <w:pStyle w:val="ListBullet"/>
-        <w:ind w:left="720"/>
-      </w:pPr>
-      <w:r>
-        <w:t xml:space="preserve">    ง</w:t>
-      </w:r>
-    </w:p>
-    <w:p/>
-    <w:p>
-      <w:r>
-        <w:rPr>
-          <w:sz w:val="24"/>
-        </w:rPr>
-        <w:t>ข้อ p3_l25_025: ข้อใดเป็นเหตุผลว่าทำไมสเปกตรัมเส้นของแต่ละธาตุจึงเฉพาะเจาะจงต่อธาตุนั้น?</w:t>
-      </w:r>
-    </w:p>
-    <w:p>
-      <w:r>
-        <w:drawing>
-          <wp:inline xmlns:a="http://schemas.openxmlformats.org/drawingml/2006/main" xmlns:pic="http://schemas.openxmlformats.org/drawingml/2006/picture">
-            <wp:extent cx="1828800" cy="1359877"/>
-            <wp:docPr id="8" name="Picture 8"/>
-            <wp:cNvGraphicFramePr>
-              <a:graphicFrameLocks noChangeAspect="1"/>
-            </wp:cNvGraphicFramePr>
-            <a:graphic>
-              <a:graphicData uri="http://schemas.openxmlformats.org/drawingml/2006/picture">
-                <pic:pic>
-                  <pic:nvPicPr>
-                    <pic:cNvPr id="0" name="physics_img_q3_l25_018.png"/>
-                    <pic:cNvPicPr/>
-                  </pic:nvPicPr>
-                  <pic:blipFill>
-                    <a:blip r:embed="rId11"/>
-                    <a:stretch>
-                      <a:fillRect/>
-                    </a:stretch>
-                  </pic:blipFill>
-                  <pic:spPr>
-                    <a:xfrm>
-                      <a:off x="0" y="0"/>
-                      <a:ext cx="1828800" cy="1359877"/>
-                    </a:xfrm>
-                    <a:prstGeom prst="rect"/>
-                  </pic:spPr>
-                </pic:pic>
-              </a:graphicData>
-            </a:graphic>
-          </wp:inline>
-        </w:drawing>
-      </w:r>
-    </w:p>
-    <w:p/>
-    <w:p>
-      <w:pPr>
-        <w:pStyle w:val="ListBullet"/>
-        <w:ind w:left="720"/>
-      </w:pPr>
-      <w:r>
-        <w:t xml:space="preserve">    ก</w:t>
-      </w:r>
-    </w:p>
-    <w:p>
-      <w:pPr>
-        <w:pStyle w:val="ListBullet"/>
-        <w:ind w:left="720"/>
-      </w:pPr>
-      <w:r>
-        <w:t xml:space="preserve">    ข</w:t>
-      </w:r>
-    </w:p>
-    <w:p>
-      <w:pPr>
-        <w:pStyle w:val="ListBullet"/>
-        <w:ind w:left="720"/>
-      </w:pPr>
-      <w:r>
-        <w:t xml:space="preserve">    ค</w:t>
-      </w:r>
-    </w:p>
-    <w:p>
-      <w:pPr>
-        <w:pStyle w:val="ListBullet"/>
-        <w:ind w:left="720"/>
-      </w:pPr>
-      <w:r>
-        <w:t xml:space="preserve">    ง</w:t>
+        <w:t xml:space="preserve">    4. ง</w:t>
       </w:r>
     </w:p>
     <w:p/>

--- a/physics_course/word/lesson25.docx
+++ b/physics_course/word/lesson25.docx
@@ -65,43 +65,6 @@
         <w:t>2. แบบจำลองอะตอมของทอมสัน (Thomson) เรียกอีกอย่างว่าอะไร?</w:t>
       </w:r>
     </w:p>
-    <w:p>
-      <w:r>
-        <w:drawing>
-          <wp:inline xmlns:a="http://schemas.openxmlformats.org/drawingml/2006/main" xmlns:pic="http://schemas.openxmlformats.org/drawingml/2006/picture">
-            <wp:extent cx="1828800" cy="1359877"/>
-            <wp:docPr id="1" name="Picture 1"/>
-            <wp:cNvGraphicFramePr>
-              <a:graphicFrameLocks noChangeAspect="1"/>
-            </wp:cNvGraphicFramePr>
-            <a:graphic>
-              <a:graphicData uri="http://schemas.openxmlformats.org/drawingml/2006/picture">
-                <pic:pic>
-                  <pic:nvPicPr>
-                    <pic:cNvPr id="0" name="physics_img_2.png"/>
-                    <pic:cNvPicPr/>
-                  </pic:nvPicPr>
-                  <pic:blipFill>
-                    <a:blip r:embed="rId9"/>
-                    <a:stretch>
-                      <a:fillRect/>
-                    </a:stretch>
-                  </pic:blipFill>
-                  <pic:spPr>
-                    <a:xfrm>
-                      <a:off x="0" y="0"/>
-                      <a:ext cx="1828800" cy="1359877"/>
-                    </a:xfrm>
-                    <a:prstGeom prst="rect"/>
-                  </pic:spPr>
-                </pic:pic>
-              </a:graphicData>
-            </a:graphic>
-          </wp:inline>
-        </w:drawing>
-      </w:r>
-    </w:p>
-    <w:p/>
     <w:p>
       <w:pPr>
         <w:ind w:left="720"/>
@@ -184,43 +147,6 @@
         <w:t>4. จากการทดลองของรัทเทอร์ฟอร์ด ข้อใดไม่ถูกต้องเกี่ยวกับผลการทดลอง?</w:t>
       </w:r>
     </w:p>
-    <w:p>
-      <w:r>
-        <w:drawing>
-          <wp:inline xmlns:a="http://schemas.openxmlformats.org/drawingml/2006/main" xmlns:pic="http://schemas.openxmlformats.org/drawingml/2006/picture">
-            <wp:extent cx="1828800" cy="1359877"/>
-            <wp:docPr id="2" name="Picture 2"/>
-            <wp:cNvGraphicFramePr>
-              <a:graphicFrameLocks noChangeAspect="1"/>
-            </wp:cNvGraphicFramePr>
-            <a:graphic>
-              <a:graphicData uri="http://schemas.openxmlformats.org/drawingml/2006/picture">
-                <pic:pic>
-                  <pic:nvPicPr>
-                    <pic:cNvPr id="0" name="physics_img_2.png"/>
-                    <pic:cNvPicPr/>
-                  </pic:nvPicPr>
-                  <pic:blipFill>
-                    <a:blip r:embed="rId9"/>
-                    <a:stretch>
-                      <a:fillRect/>
-                    </a:stretch>
-                  </pic:blipFill>
-                  <pic:spPr>
-                    <a:xfrm>
-                      <a:off x="0" y="0"/>
-                      <a:ext cx="1828800" cy="1359877"/>
-                    </a:xfrm>
-                    <a:prstGeom prst="rect"/>
-                  </pic:spPr>
-                </pic:pic>
-              </a:graphicData>
-            </a:graphic>
-          </wp:inline>
-        </w:drawing>
-      </w:r>
-    </w:p>
-    <w:p/>
     <w:p>
       <w:pPr>
         <w:ind w:left="720"/>
@@ -386,43 +312,6 @@
       </w:r>
     </w:p>
     <w:p>
-      <w:r>
-        <w:drawing>
-          <wp:inline xmlns:a="http://schemas.openxmlformats.org/drawingml/2006/main" xmlns:pic="http://schemas.openxmlformats.org/drawingml/2006/picture">
-            <wp:extent cx="1828800" cy="1359877"/>
-            <wp:docPr id="3" name="Picture 3"/>
-            <wp:cNvGraphicFramePr>
-              <a:graphicFrameLocks noChangeAspect="1"/>
-            </wp:cNvGraphicFramePr>
-            <a:graphic>
-              <a:graphicData uri="http://schemas.openxmlformats.org/drawingml/2006/picture">
-                <pic:pic>
-                  <pic:nvPicPr>
-                    <pic:cNvPr id="0" name="physics_img_8.png"/>
-                    <pic:cNvPicPr/>
-                  </pic:nvPicPr>
-                  <pic:blipFill>
-                    <a:blip r:embed="rId10"/>
-                    <a:stretch>
-                      <a:fillRect/>
-                    </a:stretch>
-                  </pic:blipFill>
-                  <pic:spPr>
-                    <a:xfrm>
-                      <a:off x="0" y="0"/>
-                      <a:ext cx="1828800" cy="1359877"/>
-                    </a:xfrm>
-                    <a:prstGeom prst="rect"/>
-                  </pic:spPr>
-                </pic:pic>
-              </a:graphicData>
-            </a:graphic>
-          </wp:inline>
-        </w:drawing>
-      </w:r>
-    </w:p>
-    <w:p/>
-    <w:p>
       <w:pPr>
         <w:ind w:left="720"/>
       </w:pPr>
@@ -505,43 +394,6 @@
       </w:r>
     </w:p>
     <w:p>
-      <w:r>
-        <w:drawing>
-          <wp:inline xmlns:a="http://schemas.openxmlformats.org/drawingml/2006/main" xmlns:pic="http://schemas.openxmlformats.org/drawingml/2006/picture">
-            <wp:extent cx="1828800" cy="1359877"/>
-            <wp:docPr id="4" name="Picture 4"/>
-            <wp:cNvGraphicFramePr>
-              <a:graphicFrameLocks noChangeAspect="1"/>
-            </wp:cNvGraphicFramePr>
-            <a:graphic>
-              <a:graphicData uri="http://schemas.openxmlformats.org/drawingml/2006/picture">
-                <pic:pic>
-                  <pic:nvPicPr>
-                    <pic:cNvPr id="0" name="physics_img_8.png"/>
-                    <pic:cNvPicPr/>
-                  </pic:nvPicPr>
-                  <pic:blipFill>
-                    <a:blip r:embed="rId10"/>
-                    <a:stretch>
-                      <a:fillRect/>
-                    </a:stretch>
-                  </pic:blipFill>
-                  <pic:spPr>
-                    <a:xfrm>
-                      <a:off x="0" y="0"/>
-                      <a:ext cx="1828800" cy="1359877"/>
-                    </a:xfrm>
-                    <a:prstGeom prst="rect"/>
-                  </pic:spPr>
-                </pic:pic>
-              </a:graphicData>
-            </a:graphic>
-          </wp:inline>
-        </w:drawing>
-      </w:r>
-    </w:p>
-    <w:p/>
-    <w:p>
       <w:pPr>
         <w:ind w:left="720"/>
       </w:pPr>
@@ -582,43 +434,6 @@
         <w:t>11. ระดับพลังงานของอิเล็กตรอนในอะตอมไฮโดรเจนหาได้จากสูตรใด?</w:t>
       </w:r>
     </w:p>
-    <w:p>
-      <w:r>
-        <w:drawing>
-          <wp:inline xmlns:a="http://schemas.openxmlformats.org/drawingml/2006/main" xmlns:pic="http://schemas.openxmlformats.org/drawingml/2006/picture">
-            <wp:extent cx="1828800" cy="1359877"/>
-            <wp:docPr id="5" name="Picture 5"/>
-            <wp:cNvGraphicFramePr>
-              <a:graphicFrameLocks noChangeAspect="1"/>
-            </wp:cNvGraphicFramePr>
-            <a:graphic>
-              <a:graphicData uri="http://schemas.openxmlformats.org/drawingml/2006/picture">
-                <pic:pic>
-                  <pic:nvPicPr>
-                    <pic:cNvPr id="0" name="physics_img_11.png"/>
-                    <pic:cNvPicPr/>
-                  </pic:nvPicPr>
-                  <pic:blipFill>
-                    <a:blip r:embed="rId11"/>
-                    <a:stretch>
-                      <a:fillRect/>
-                    </a:stretch>
-                  </pic:blipFill>
-                  <pic:spPr>
-                    <a:xfrm>
-                      <a:off x="0" y="0"/>
-                      <a:ext cx="1828800" cy="1359877"/>
-                    </a:xfrm>
-                    <a:prstGeom prst="rect"/>
-                  </pic:spPr>
-                </pic:pic>
-              </a:graphicData>
-            </a:graphic>
-          </wp:inline>
-        </w:drawing>
-      </w:r>
-    </w:p>
-    <w:p/>
     <w:p>
       <w:pPr>
         <w:ind w:left="720"/>
@@ -907,43 +722,6 @@
       </w:r>
     </w:p>
     <w:p>
-      <w:r>
-        <w:drawing>
-          <wp:inline xmlns:a="http://schemas.openxmlformats.org/drawingml/2006/main" xmlns:pic="http://schemas.openxmlformats.org/drawingml/2006/picture">
-            <wp:extent cx="1828800" cy="1359877"/>
-            <wp:docPr id="6" name="Picture 6"/>
-            <wp:cNvGraphicFramePr>
-              <a:graphicFrameLocks noChangeAspect="1"/>
-            </wp:cNvGraphicFramePr>
-            <a:graphic>
-              <a:graphicData uri="http://schemas.openxmlformats.org/drawingml/2006/picture">
-                <pic:pic>
-                  <pic:nvPicPr>
-                    <pic:cNvPr id="0" name="physics_img_8.png"/>
-                    <pic:cNvPicPr/>
-                  </pic:nvPicPr>
-                  <pic:blipFill>
-                    <a:blip r:embed="rId10"/>
-                    <a:stretch>
-                      <a:fillRect/>
-                    </a:stretch>
-                  </pic:blipFill>
-                  <pic:spPr>
-                    <a:xfrm>
-                      <a:off x="0" y="0"/>
-                      <a:ext cx="1828800" cy="1359877"/>
-                    </a:xfrm>
-                    <a:prstGeom prst="rect"/>
-                  </pic:spPr>
-                </pic:pic>
-              </a:graphicData>
-            </a:graphic>
-          </wp:inline>
-        </w:drawing>
-      </w:r>
-    </w:p>
-    <w:p/>
-    <w:p>
       <w:pPr>
         <w:ind w:left="720"/>
       </w:pPr>
@@ -1025,43 +803,6 @@
         <w:t>20. ข้อใดไม่ใช่ข้อจำกัดของแบบจำลองอะตอมของโบร์?</w:t>
       </w:r>
     </w:p>
-    <w:p>
-      <w:r>
-        <w:drawing>
-          <wp:inline xmlns:a="http://schemas.openxmlformats.org/drawingml/2006/main" xmlns:pic="http://schemas.openxmlformats.org/drawingml/2006/picture">
-            <wp:extent cx="1828800" cy="1359877"/>
-            <wp:docPr id="7" name="Picture 7"/>
-            <wp:cNvGraphicFramePr>
-              <a:graphicFrameLocks noChangeAspect="1"/>
-            </wp:cNvGraphicFramePr>
-            <a:graphic>
-              <a:graphicData uri="http://schemas.openxmlformats.org/drawingml/2006/picture">
-                <pic:pic>
-                  <pic:nvPicPr>
-                    <pic:cNvPr id="0" name="physics_img_2.png"/>
-                    <pic:cNvPicPr/>
-                  </pic:nvPicPr>
-                  <pic:blipFill>
-                    <a:blip r:embed="rId9"/>
-                    <a:stretch>
-                      <a:fillRect/>
-                    </a:stretch>
-                  </pic:blipFill>
-                  <pic:spPr>
-                    <a:xfrm>
-                      <a:off x="0" y="0"/>
-                      <a:ext cx="1828800" cy="1359877"/>
-                    </a:xfrm>
-                    <a:prstGeom prst="rect"/>
-                  </pic:spPr>
-                </pic:pic>
-              </a:graphicData>
-            </a:graphic>
-          </wp:inline>
-        </w:drawing>
-      </w:r>
-    </w:p>
-    <w:p/>
     <w:p>
       <w:pPr>
         <w:ind w:left="720"/>
